--- a/3_C2_modèles_de_conception/A6_2421583_LangSynapse_UCD_with_modele_domaine.docx
+++ b/3_C2_modèles_de_conception/A6_2421583_LangSynapse_UCD_with_modele_domaine.docx
@@ -28,9 +28,11 @@
       <w:pPr>
         <w:pStyle w:val="Title"/>
       </w:pPr>
+      <w:proofErr w:type="spellStart"/>
       <w:r>
         <w:t>LangSynapse</w:t>
       </w:r>
+      <w:proofErr w:type="spellEnd"/>
     </w:p>
     <w:p>
       <w:pPr>
@@ -1798,11 +1800,19 @@
           <w:lang w:val="fr-CA"/>
         </w:rPr>
       </w:pPr>
-      <w:r>
-        <w:rPr>
-          <w:lang w:val="fr-CA"/>
-        </w:rPr>
-        <w:t>LangSynapse est une plateforme d’apprentissage des langues assistée par intelligence artificielle. Le système a été conçu pour aider les utilisateurs à améliorer leurs compétences en écriture dans une langue étrangère grâce à des corrections intelligentes et un suivi personnalisé.</w:t>
+      <w:proofErr w:type="spellStart"/>
+      <w:r>
+        <w:rPr>
+          <w:lang w:val="fr-CA"/>
+        </w:rPr>
+        <w:t>LangSynapse</w:t>
+      </w:r>
+      <w:proofErr w:type="spellEnd"/>
+      <w:r>
+        <w:rPr>
+          <w:lang w:val="fr-CA"/>
+        </w:rPr>
+        <w:t xml:space="preserve"> est une plateforme d’apprentissage des langues assistée par intelligence artificielle. Le système a été conçu pour aider les utilisateurs à améliorer leurs compétences en écriture dans une langue étrangère grâce à des corrections intelligentes et un suivi personnalisé.</w:t>
       </w:r>
     </w:p>
     <w:p>
@@ -1837,11 +1847,19 @@
           <w:lang w:val="fr-CA"/>
         </w:rPr>
       </w:pPr>
-      <w:r>
-        <w:rPr>
-          <w:lang w:val="fr-CA"/>
-        </w:rPr>
-        <w:t xml:space="preserve">LangSynapse </w:t>
+      <w:proofErr w:type="spellStart"/>
+      <w:r>
+        <w:rPr>
+          <w:lang w:val="fr-CA"/>
+        </w:rPr>
+        <w:t>LangSynapse</w:t>
+      </w:r>
+      <w:proofErr w:type="spellEnd"/>
+      <w:r>
+        <w:rPr>
+          <w:lang w:val="fr-CA"/>
+        </w:rPr>
+        <w:t xml:space="preserve"> </w:t>
       </w:r>
       <w:r>
         <w:rPr>
@@ -1915,11 +1933,19 @@
           <w:lang w:val="fr-CA"/>
         </w:rPr>
       </w:pPr>
-      <w:r>
-        <w:rPr>
-          <w:lang w:val="fr-CA"/>
-        </w:rPr>
-        <w:t xml:space="preserve">LangSynapse est un système interactif d’apprentissage des langues basé sur une architecture </w:t>
+      <w:proofErr w:type="spellStart"/>
+      <w:r>
+        <w:rPr>
+          <w:lang w:val="fr-CA"/>
+        </w:rPr>
+        <w:t>LangSynapse</w:t>
+      </w:r>
+      <w:proofErr w:type="spellEnd"/>
+      <w:r>
+        <w:rPr>
+          <w:lang w:val="fr-CA"/>
+        </w:rPr>
+        <w:t xml:space="preserve"> est un système interactif d’apprentissage des langues basé sur une architecture </w:t>
       </w:r>
       <w:r>
         <w:rPr>
@@ -2003,8 +2029,17 @@
         <w:rPr>
           <w:lang w:val="fr-CA"/>
         </w:rPr>
-        <w:t xml:space="preserve"> de Langsynapse</w:t>
-      </w:r>
+        <w:t xml:space="preserve"> de </w:t>
+      </w:r>
+      <w:proofErr w:type="spellStart"/>
+      <w:proofErr w:type="gramStart"/>
+      <w:r>
+        <w:rPr>
+          <w:lang w:val="fr-CA"/>
+        </w:rPr>
+        <w:t>Langsynapse</w:t>
+      </w:r>
+      <w:proofErr w:type="spellEnd"/>
       <w:r>
         <w:rPr>
           <w:rFonts w:hint="eastAsia"/>
@@ -2016,7 +2051,14 @@
         <w:rPr>
           <w:lang w:val="fr-CA"/>
         </w:rPr>
-        <w:t xml:space="preserve">. </w:t>
+        <w:t>.</w:t>
+      </w:r>
+      <w:proofErr w:type="gramEnd"/>
+      <w:r>
+        <w:rPr>
+          <w:lang w:val="fr-CA"/>
+        </w:rPr>
+        <w:t xml:space="preserve"> </w:t>
       </w:r>
       <w:r>
         <w:rPr>
@@ -2180,6 +2222,7 @@
           <w:lang w:val="fr-CA"/>
         </w:rPr>
       </w:pPr>
+      <w:proofErr w:type="gramStart"/>
       <w:r>
         <w:rPr>
           <w:lang w:val="fr-CA"/>
@@ -2192,6 +2235,7 @@
         </w:rPr>
         <w:t>plateforme</w:t>
       </w:r>
+      <w:proofErr w:type="gramEnd"/>
       <w:r>
         <w:rPr>
           <w:lang w:val="fr-CA"/>
@@ -2308,12 +2352,20 @@
         </w:rPr>
         <w:t xml:space="preserve">L’utilisateur peut sauvegarder certains mots dans une liste personnelle. Chaque mot peut être accompagné d’informations utiles, comme sa définition, sa catégorie grammaticale, un exemple </w:t>
       </w:r>
+      <w:proofErr w:type="gramStart"/>
       <w:r>
         <w:rPr>
           <w:lang w:val="fr-CA"/>
         </w:rPr>
         <w:lastRenderedPageBreak/>
-        <w:t>de phrase ou une traduction. Cela permet à l’utilisateur de construire une base de vocabulaire liée à ses propres productions écrites.</w:t>
+        <w:t>de</w:t>
+      </w:r>
+      <w:proofErr w:type="gramEnd"/>
+      <w:r>
+        <w:rPr>
+          <w:lang w:val="fr-CA"/>
+        </w:rPr>
+        <w:t xml:space="preserve"> phrase ou une traduction. Cela permet à l’utilisateur de construire une base de vocabulaire liée à ses propres productions écrites.</w:t>
       </w:r>
     </w:p>
     <w:p>
@@ -2337,6 +2389,7 @@
       </w:r>
       <w:r>
         <w:rPr>
+          <w:noProof/>
           <w:lang w:val="fr-CA"/>
         </w:rPr>
         <w:drawing>
@@ -2379,7 +2432,6 @@
     <w:p>
       <w:pPr>
         <w:rPr>
-          <w:rFonts w:hint="eastAsia"/>
           <w:lang w:val="fr-CA"/>
         </w:rPr>
       </w:pPr>
@@ -2607,12 +2659,17 @@
         <w:pStyle w:val="Heading1"/>
       </w:pPr>
       <w:bookmarkStart w:id="8" w:name="_Toc234185353"/>
+      <w:proofErr w:type="spellStart"/>
       <w:r>
         <w:lastRenderedPageBreak/>
         <w:t>M</w:t>
       </w:r>
       <w:r>
-        <w:t>odèle de Domaine</w:t>
+        <w:t>odèle</w:t>
+      </w:r>
+      <w:proofErr w:type="spellEnd"/>
+      <w:r>
+        <w:t xml:space="preserve"> de Domaine</w:t>
       </w:r>
       <w:bookmarkEnd w:id="8"/>
     </w:p>
@@ -2631,13 +2688,14 @@
       </w:pPr>
       <w:r>
         <w:rPr>
+          <w:noProof/>
           <w:lang w:val="fr-CA"/>
         </w:rPr>
         <w:drawing>
-          <wp:inline distT="0" distB="0" distL="0" distR="0" wp14:anchorId="6B6CCA77" wp14:editId="1FB31154">
-            <wp:extent cx="5943600" cy="3208020"/>
+          <wp:inline distT="0" distB="0" distL="0" distR="0" wp14:anchorId="12305149" wp14:editId="08055AB3">
+            <wp:extent cx="5943600" cy="4407535"/>
             <wp:effectExtent l="0" t="0" r="0" b="0"/>
-            <wp:docPr id="162186231" name="Picture 1"/>
+            <wp:docPr id="1647930445" name="Picture 1"/>
             <wp:cNvGraphicFramePr>
               <a:graphicFrameLocks xmlns:a="http://schemas.openxmlformats.org/drawingml/2006/main" noChangeAspect="1"/>
             </wp:cNvGraphicFramePr>
@@ -2645,7 +2703,7 @@
               <a:graphicData uri="http://schemas.openxmlformats.org/drawingml/2006/picture">
                 <pic:pic xmlns:pic="http://schemas.openxmlformats.org/drawingml/2006/picture">
                   <pic:nvPicPr>
-                    <pic:cNvPr id="162186231" name=""/>
+                    <pic:cNvPr id="1647930445" name=""/>
                     <pic:cNvPicPr/>
                   </pic:nvPicPr>
                   <pic:blipFill>
@@ -2657,7 +2715,7 @@
                   <pic:spPr>
                     <a:xfrm>
                       <a:off x="0" y="0"/>
-                      <a:ext cx="5943600" cy="3208020"/>
+                      <a:ext cx="5943600" cy="4407535"/>
                     </a:xfrm>
                     <a:prstGeom prst="rect">
                       <a:avLst/>
@@ -2725,6 +2783,9 @@
         </w:rPr>
       </w:pPr>
       <w:r>
+        <w:rPr>
+          <w:noProof/>
+        </w:rPr>
         <w:drawing>
           <wp:inline distT="0" distB="0" distL="0" distR="0" wp14:anchorId="36D88F42" wp14:editId="2CFC9CA9">
             <wp:extent cx="3753374" cy="2953162"/>
@@ -2767,17 +2828,48 @@
         <w:pStyle w:val="Heading3"/>
       </w:pPr>
       <w:bookmarkStart w:id="11" w:name="_Toc234185356"/>
-      <w:r>
-        <w:t>Contrats d’Opération</w:t>
+      <w:proofErr w:type="spellStart"/>
+      <w:r>
+        <w:t>Contrats</w:t>
+      </w:r>
+      <w:proofErr w:type="spellEnd"/>
+      <w:r>
+        <w:t xml:space="preserve"> </w:t>
+      </w:r>
+      <w:proofErr w:type="spellStart"/>
+      <w:r>
+        <w:t>d’Opération</w:t>
       </w:r>
       <w:bookmarkEnd w:id="11"/>
+      <w:proofErr w:type="spellEnd"/>
     </w:p>
     <w:p>
       <w:pPr>
         <w:pStyle w:val="bold-normal"/>
       </w:pPr>
       <w:r>
-        <w:t>Contrat 1 — submitText(content, language)</w:t>
+        <w:t xml:space="preserve">Contrat 1 — </w:t>
+      </w:r>
+      <w:proofErr w:type="spellStart"/>
+      <w:proofErr w:type="gramStart"/>
+      <w:r>
+        <w:t>submitText</w:t>
+      </w:r>
+      <w:proofErr w:type="spellEnd"/>
+      <w:r>
+        <w:t>(</w:t>
+      </w:r>
+      <w:proofErr w:type="gramEnd"/>
+      <w:r>
+        <w:t xml:space="preserve">content, </w:t>
+      </w:r>
+      <w:proofErr w:type="spellStart"/>
+      <w:r>
+        <w:t>language</w:t>
+      </w:r>
+      <w:proofErr w:type="spellEnd"/>
+      <w:r>
+        <w:t>)</w:t>
       </w:r>
     </w:p>
     <w:p>
@@ -2796,12 +2888,21 @@
       <w:r>
         <w:t xml:space="preserve"> </w:t>
       </w:r>
+      <w:proofErr w:type="spellStart"/>
       <w:r>
         <w:rPr>
           <w:b w:val="0"/>
           <w:bCs w:val="0"/>
         </w:rPr>
-        <w:t>submitText(content)</w:t>
+        <w:t>submitText</w:t>
+      </w:r>
+      <w:proofErr w:type="spellEnd"/>
+      <w:r>
+        <w:rPr>
+          <w:b w:val="0"/>
+          <w:bCs w:val="0"/>
+        </w:rPr>
+        <w:t>(content)</w:t>
       </w:r>
       <w:r>
         <w:br/>
@@ -2841,6 +2942,7 @@
       <w:pPr>
         <w:pStyle w:val="NormalWeb"/>
       </w:pPr>
+      <w:proofErr w:type="gramStart"/>
       <w:r>
         <w:rPr>
           <w:rStyle w:val="Strong"/>
@@ -2848,6 +2950,7 @@
         </w:rPr>
         <w:t>Postconditions :</w:t>
       </w:r>
+      <w:proofErr w:type="gramEnd"/>
     </w:p>
     <w:p>
       <w:pPr>
@@ -2866,6 +2969,7 @@
         </w:rPr>
         <w:t xml:space="preserve">Un nouvel objet </w:t>
       </w:r>
+      <w:proofErr w:type="spellStart"/>
       <w:r>
         <w:rPr>
           <w:rStyle w:val="Strong"/>
@@ -2874,6 +2978,7 @@
         </w:rPr>
         <w:t>Text</w:t>
       </w:r>
+      <w:proofErr w:type="spellEnd"/>
       <w:r>
         <w:rPr>
           <w:lang w:val="fr-CA"/>
@@ -3010,7 +3115,23 @@
         <w:pStyle w:val="bold-normal"/>
       </w:pPr>
       <w:r>
-        <w:t>Contrat 2 — updateText(choices)</w:t>
+        <w:t xml:space="preserve">Contrat 2 — </w:t>
+      </w:r>
+      <w:proofErr w:type="spellStart"/>
+      <w:r>
+        <w:t>updateText</w:t>
+      </w:r>
+      <w:proofErr w:type="spellEnd"/>
+      <w:r>
+        <w:t>(</w:t>
+      </w:r>
+      <w:proofErr w:type="spellStart"/>
+      <w:r>
+        <w:t>choices</w:t>
+      </w:r>
+      <w:proofErr w:type="spellEnd"/>
+      <w:r>
+        <w:t>)</w:t>
       </w:r>
     </w:p>
     <w:p>
@@ -3035,6 +3156,7 @@
       <w:r>
         <w:t xml:space="preserve"> </w:t>
       </w:r>
+      <w:proofErr w:type="spellStart"/>
       <w:r>
         <w:rPr>
           <w:rStyle w:val="HTMLCode"/>
@@ -3044,7 +3166,43 @@
           <w:sz w:val="24"/>
           <w:szCs w:val="24"/>
         </w:rPr>
-        <w:t>updateText(choices)</w:t>
+        <w:t>updateText</w:t>
+      </w:r>
+      <w:proofErr w:type="spellEnd"/>
+      <w:r>
+        <w:rPr>
+          <w:rStyle w:val="HTMLCode"/>
+          <w:rFonts w:ascii="Times New Roman" w:eastAsiaTheme="majorEastAsia" w:hAnsi="Times New Roman" w:cs="Times New Roman"/>
+          <w:b w:val="0"/>
+          <w:bCs w:val="0"/>
+          <w:sz w:val="24"/>
+          <w:szCs w:val="24"/>
+        </w:rPr>
+        <w:t>(</w:t>
+      </w:r>
+      <w:proofErr w:type="spellStart"/>
+      <w:r>
+        <w:rPr>
+          <w:rStyle w:val="HTMLCode"/>
+          <w:rFonts w:ascii="Times New Roman" w:eastAsiaTheme="majorEastAsia" w:hAnsi="Times New Roman" w:cs="Times New Roman"/>
+          <w:b w:val="0"/>
+          <w:bCs w:val="0"/>
+          <w:sz w:val="24"/>
+          <w:szCs w:val="24"/>
+        </w:rPr>
+        <w:t>choices</w:t>
+      </w:r>
+      <w:proofErr w:type="spellEnd"/>
+      <w:r>
+        <w:rPr>
+          <w:rStyle w:val="HTMLCode"/>
+          <w:rFonts w:ascii="Times New Roman" w:eastAsiaTheme="majorEastAsia" w:hAnsi="Times New Roman" w:cs="Times New Roman"/>
+          <w:b w:val="0"/>
+          <w:bCs w:val="0"/>
+          <w:sz w:val="24"/>
+          <w:szCs w:val="24"/>
+        </w:rPr>
+        <w:t>)</w:t>
       </w:r>
       <w:r>
         <w:rPr>
@@ -3106,6 +3264,7 @@
       <w:pPr>
         <w:pStyle w:val="NormalWeb"/>
       </w:pPr>
+      <w:proofErr w:type="gramStart"/>
       <w:r>
         <w:rPr>
           <w:rStyle w:val="Strong"/>
@@ -3113,6 +3272,7 @@
         </w:rPr>
         <w:t>Postconditions :</w:t>
       </w:r>
+      <w:proofErr w:type="gramEnd"/>
     </w:p>
     <w:p>
       <w:pPr>
@@ -3131,6 +3291,7 @@
         </w:rPr>
         <w:t xml:space="preserve">Un objet </w:t>
       </w:r>
+      <w:proofErr w:type="spellStart"/>
       <w:r>
         <w:rPr>
           <w:rStyle w:val="Strong"/>
@@ -3139,6 +3300,7 @@
         </w:rPr>
         <w:t>Decision</w:t>
       </w:r>
+      <w:proofErr w:type="spellEnd"/>
       <w:r>
         <w:rPr>
           <w:lang w:val="fr-CA"/>
@@ -3245,6 +3407,9 @@
         <w:jc w:val="center"/>
       </w:pPr>
       <w:r>
+        <w:rPr>
+          <w:noProof/>
+        </w:rPr>
         <w:drawing>
           <wp:inline distT="0" distB="0" distL="0" distR="0" wp14:anchorId="3DFF64C0" wp14:editId="09C8FC49">
             <wp:extent cx="3343742" cy="1762371"/>
@@ -3288,10 +3453,20 @@
         <w:pStyle w:val="Heading3"/>
       </w:pPr>
       <w:bookmarkStart w:id="13" w:name="_Toc234185358"/>
-      <w:r>
-        <w:t>Contrats d’Opération</w:t>
+      <w:proofErr w:type="spellStart"/>
+      <w:r>
+        <w:t>Contrats</w:t>
+      </w:r>
+      <w:proofErr w:type="spellEnd"/>
+      <w:r>
+        <w:t xml:space="preserve"> </w:t>
+      </w:r>
+      <w:proofErr w:type="spellStart"/>
+      <w:r>
+        <w:t>d’Opération</w:t>
       </w:r>
       <w:bookmarkEnd w:id="13"/>
+      <w:proofErr w:type="spellEnd"/>
     </w:p>
     <w:p>
       <w:pPr>
@@ -3300,15 +3475,19 @@
       <w:r>
         <w:t xml:space="preserve">Contrat 3 — </w:t>
       </w:r>
+      <w:proofErr w:type="spellStart"/>
+      <w:proofErr w:type="gramStart"/>
       <w:r>
         <w:t>viewSuggested</w:t>
       </w:r>
       <w:r>
         <w:t>Vocabulary</w:t>
       </w:r>
+      <w:proofErr w:type="spellEnd"/>
       <w:r>
         <w:t>(</w:t>
       </w:r>
+      <w:proofErr w:type="gramEnd"/>
       <w:r>
         <w:t>)</w:t>
       </w:r>
@@ -3334,6 +3513,8 @@
         </w:rPr>
         <w:t xml:space="preserve"> </w:t>
       </w:r>
+      <w:proofErr w:type="spellStart"/>
+      <w:proofErr w:type="gramStart"/>
       <w:r>
         <w:rPr>
           <w:rStyle w:val="HTMLCode"/>
@@ -3348,7 +3529,25 @@
           <w:rFonts w:eastAsiaTheme="majorEastAsia"/>
           <w:lang w:val="fr-CA"/>
         </w:rPr>
-        <w:t>Vocabulary()</w:t>
+        <w:t>Vocabulary</w:t>
+      </w:r>
+      <w:proofErr w:type="spellEnd"/>
+      <w:r>
+        <w:rPr>
+          <w:rStyle w:val="HTMLCode"/>
+          <w:rFonts w:eastAsiaTheme="majorEastAsia"/>
+          <w:lang w:val="fr-CA"/>
+        </w:rPr>
+        <w:t>(</w:t>
+      </w:r>
+      <w:proofErr w:type="gramEnd"/>
+      <w:r>
+        <w:rPr>
+          <w:rStyle w:val="HTMLCode"/>
+          <w:rFonts w:eastAsiaTheme="majorEastAsia"/>
+          <w:lang w:val="fr-CA"/>
+        </w:rPr>
+        <w:t>)</w:t>
       </w:r>
       <w:r>
         <w:rPr>
@@ -3398,6 +3597,7 @@
       <w:pPr>
         <w:pStyle w:val="NormalWeb"/>
       </w:pPr>
+      <w:proofErr w:type="gramStart"/>
       <w:r>
         <w:rPr>
           <w:rStyle w:val="Strong"/>
@@ -3405,6 +3605,7 @@
         </w:rPr>
         <w:t>Postconditions :</w:t>
       </w:r>
+      <w:proofErr w:type="gramEnd"/>
     </w:p>
     <w:p>
       <w:pPr>
@@ -3423,6 +3624,7 @@
         </w:rPr>
         <w:t xml:space="preserve">Un objet </w:t>
       </w:r>
+      <w:proofErr w:type="spellStart"/>
       <w:r>
         <w:rPr>
           <w:rStyle w:val="Strong"/>
@@ -3431,6 +3633,7 @@
         </w:rPr>
         <w:t>VocabularyItem</w:t>
       </w:r>
+      <w:proofErr w:type="spellEnd"/>
       <w:r>
         <w:rPr>
           <w:lang w:val="fr-CA"/>
@@ -3455,6 +3658,7 @@
         </w:rPr>
         <w:t xml:space="preserve">L’élément est ajouté à la </w:t>
       </w:r>
+      <w:proofErr w:type="spellStart"/>
       <w:r>
         <w:rPr>
           <w:rStyle w:val="Strong"/>
@@ -3463,6 +3667,7 @@
         </w:rPr>
         <w:t>VocabularyList</w:t>
       </w:r>
+      <w:proofErr w:type="spellEnd"/>
       <w:r>
         <w:rPr>
           <w:lang w:val="fr-CA"/>
@@ -3519,12 +3724,12 @@
       <w:pPr>
         <w:jc w:val="center"/>
         <w:rPr>
-          <w:rFonts w:hint="eastAsia"/>
-          <w:lang w:val="fr-CA"/>
-        </w:rPr>
-      </w:pPr>
-      <w:r>
-        <w:rPr>
+          <w:lang w:val="fr-CA"/>
+        </w:rPr>
+      </w:pPr>
+      <w:r>
+        <w:rPr>
+          <w:noProof/>
           <w:lang w:val="fr-CA"/>
         </w:rPr>
         <w:drawing>
@@ -3569,17 +3774,43 @@
         <w:pStyle w:val="Heading3"/>
       </w:pPr>
       <w:bookmarkStart w:id="15" w:name="_Toc234185360"/>
-      <w:r>
-        <w:t>Contrats d’Opération</w:t>
+      <w:proofErr w:type="spellStart"/>
+      <w:r>
+        <w:t>Contrats</w:t>
+      </w:r>
+      <w:proofErr w:type="spellEnd"/>
+      <w:r>
+        <w:t xml:space="preserve"> </w:t>
+      </w:r>
+      <w:proofErr w:type="spellStart"/>
+      <w:r>
+        <w:t>d’Opération</w:t>
       </w:r>
       <w:bookmarkEnd w:id="15"/>
+      <w:proofErr w:type="spellEnd"/>
     </w:p>
     <w:p>
       <w:pPr>
         <w:pStyle w:val="bold-normal"/>
       </w:pPr>
       <w:r>
-        <w:t>Contrat 4 — requestProgressReport(period)</w:t>
+        <w:t xml:space="preserve">Contrat 4 — </w:t>
+      </w:r>
+      <w:proofErr w:type="spellStart"/>
+      <w:r>
+        <w:t>requestProgressReport</w:t>
+      </w:r>
+      <w:proofErr w:type="spellEnd"/>
+      <w:r>
+        <w:t>(</w:t>
+      </w:r>
+      <w:proofErr w:type="spellStart"/>
+      <w:r>
+        <w:t>period</w:t>
+      </w:r>
+      <w:proofErr w:type="spellEnd"/>
+      <w:r>
+        <w:t>)</w:t>
       </w:r>
     </w:p>
     <w:p>
@@ -3603,13 +3834,41 @@
         </w:rPr>
         <w:t xml:space="preserve"> </w:t>
       </w:r>
+      <w:proofErr w:type="spellStart"/>
       <w:r>
         <w:rPr>
           <w:rStyle w:val="HTMLCode"/>
           <w:rFonts w:eastAsiaTheme="majorEastAsia"/>
           <w:lang w:val="fr-CA"/>
         </w:rPr>
-        <w:t>requestProgressReport(period)</w:t>
+        <w:t>requestProgressReport</w:t>
+      </w:r>
+      <w:proofErr w:type="spellEnd"/>
+      <w:r>
+        <w:rPr>
+          <w:rStyle w:val="HTMLCode"/>
+          <w:rFonts w:eastAsiaTheme="majorEastAsia"/>
+          <w:lang w:val="fr-CA"/>
+        </w:rPr>
+        <w:t>(</w:t>
+      </w:r>
+      <w:proofErr w:type="spellStart"/>
+      <w:r>
+        <w:rPr>
+          <w:rStyle w:val="HTMLCode"/>
+          <w:rFonts w:eastAsiaTheme="majorEastAsia"/>
+          <w:lang w:val="fr-CA"/>
+        </w:rPr>
+        <w:t>period</w:t>
+      </w:r>
+      <w:proofErr w:type="spellEnd"/>
+      <w:r>
+        <w:rPr>
+          <w:rStyle w:val="HTMLCode"/>
+          <w:rFonts w:eastAsiaTheme="majorEastAsia"/>
+          <w:lang w:val="fr-CA"/>
+        </w:rPr>
+        <w:t>)</w:t>
       </w:r>
       <w:r>
         <w:rPr>
@@ -3659,6 +3918,7 @@
       <w:pPr>
         <w:pStyle w:val="NormalWeb"/>
       </w:pPr>
+      <w:proofErr w:type="gramStart"/>
       <w:r>
         <w:rPr>
           <w:rStyle w:val="Strong"/>
@@ -3666,6 +3926,7 @@
         </w:rPr>
         <w:t>Postconditions :</w:t>
       </w:r>
+      <w:proofErr w:type="gramEnd"/>
     </w:p>
     <w:p>
       <w:pPr>
@@ -3684,6 +3945,7 @@
         </w:rPr>
         <w:t xml:space="preserve">Un </w:t>
       </w:r>
+      <w:proofErr w:type="spellStart"/>
       <w:r>
         <w:rPr>
           <w:rStyle w:val="Strong"/>
@@ -3692,6 +3954,7 @@
         </w:rPr>
         <w:t>ProgressReport</w:t>
       </w:r>
+      <w:proofErr w:type="spellEnd"/>
       <w:r>
         <w:rPr>
           <w:lang w:val="fr-CA"/>
@@ -3760,30 +4023,47 @@
         </w:rPr>
       </w:pPr>
       <w:bookmarkStart w:id="16" w:name="_Toc234185361"/>
+      <w:proofErr w:type="spellStart"/>
       <w:r>
         <w:rPr>
           <w:rFonts w:hint="eastAsia"/>
           <w:lang w:val="fr-CA"/>
         </w:rPr>
         <w:lastRenderedPageBreak/>
-        <w:t>Sequence Diagrams</w:t>
+        <w:t>Sequence</w:t>
+      </w:r>
+      <w:proofErr w:type="spellEnd"/>
+      <w:r>
+        <w:rPr>
+          <w:rFonts w:hint="eastAsia"/>
+          <w:lang w:val="fr-CA"/>
+        </w:rPr>
+        <w:t xml:space="preserve"> </w:t>
+      </w:r>
+      <w:proofErr w:type="spellStart"/>
+      <w:r>
+        <w:rPr>
+          <w:rFonts w:hint="eastAsia"/>
+          <w:lang w:val="fr-CA"/>
+        </w:rPr>
+        <w:t>Diagrams</w:t>
       </w:r>
       <w:bookmarkEnd w:id="16"/>
+      <w:proofErr w:type="spellEnd"/>
     </w:p>
     <w:p>
       <w:pPr>
         <w:pStyle w:val="Heading2"/>
         <w:rPr>
+          <w:lang w:val="fr-CA"/>
+        </w:rPr>
+      </w:pPr>
+      <w:bookmarkStart w:id="17" w:name="_Toc234185362"/>
+      <w:r>
+        <w:rPr>
           <w:rFonts w:hint="eastAsia"/>
           <w:lang w:val="fr-CA"/>
         </w:rPr>
-      </w:pPr>
-      <w:bookmarkStart w:id="17" w:name="_Toc234185362"/>
-      <w:r>
-        <w:rPr>
-          <w:rFonts w:hint="eastAsia"/>
-          <w:lang w:val="fr-CA"/>
-        </w:rPr>
         <w:t>Corriger un texte</w:t>
       </w:r>
       <w:bookmarkEnd w:id="17"/>
@@ -3796,13 +4076,14 @@
       </w:pPr>
       <w:r>
         <w:rPr>
+          <w:noProof/>
           <w:lang w:val="fr-CA"/>
         </w:rPr>
         <w:drawing>
-          <wp:inline distT="0" distB="0" distL="0" distR="0" wp14:anchorId="168576F0" wp14:editId="1B0517DE">
-            <wp:extent cx="5943600" cy="3556635"/>
-            <wp:effectExtent l="0" t="0" r="0" b="5715"/>
-            <wp:docPr id="801833733" name="Picture 1"/>
+          <wp:inline distT="0" distB="0" distL="0" distR="0" wp14:anchorId="57A5551D" wp14:editId="03031262">
+            <wp:extent cx="5943600" cy="3884295"/>
+            <wp:effectExtent l="0" t="0" r="0" b="1905"/>
+            <wp:docPr id="900089820" name="Picture 1"/>
             <wp:cNvGraphicFramePr>
               <a:graphicFrameLocks xmlns:a="http://schemas.openxmlformats.org/drawingml/2006/main" noChangeAspect="1"/>
             </wp:cNvGraphicFramePr>
@@ -3810,7 +4091,7 @@
               <a:graphicData uri="http://schemas.openxmlformats.org/drawingml/2006/picture">
                 <pic:pic xmlns:pic="http://schemas.openxmlformats.org/drawingml/2006/picture">
                   <pic:nvPicPr>
-                    <pic:cNvPr id="801833733" name=""/>
+                    <pic:cNvPr id="900089820" name=""/>
                     <pic:cNvPicPr/>
                   </pic:nvPicPr>
                   <pic:blipFill>
@@ -3822,7 +4103,7 @@
                   <pic:spPr>
                     <a:xfrm>
                       <a:off x="0" y="0"/>
-                      <a:ext cx="5943600" cy="3556635"/>
+                      <a:ext cx="5943600" cy="3884295"/>
                     </a:xfrm>
                     <a:prstGeom prst="rect">
                       <a:avLst/>
@@ -3839,24 +4120,178 @@
       <w:pPr>
         <w:pStyle w:val="Heading2"/>
         <w:rPr>
-          <w:rFonts w:hint="eastAsia"/>
           <w:lang w:val="fr-CA"/>
         </w:rPr>
       </w:pPr>
       <w:bookmarkStart w:id="18" w:name="_Toc234185363"/>
       <w:r>
         <w:lastRenderedPageBreak/>
-        <w:t>SD - Apprendre du vocabulaire</w:t>
+        <w:t xml:space="preserve">SD - </w:t>
+      </w:r>
+      <w:proofErr w:type="spellStart"/>
+      <w:r>
+        <w:t>Apprendre</w:t>
+      </w:r>
+      <w:proofErr w:type="spellEnd"/>
+      <w:r>
+        <w:t xml:space="preserve"> du </w:t>
+      </w:r>
+      <w:proofErr w:type="spellStart"/>
+      <w:r>
+        <w:t>vocabulaire</w:t>
       </w:r>
       <w:bookmarkEnd w:id="18"/>
-    </w:p>
-    <w:p>
+      <w:proofErr w:type="spellEnd"/>
+    </w:p>
+    <w:p>
+      <w:r>
+        <w:rPr>
+          <w:noProof/>
+        </w:rPr>
+        <mc:AlternateContent>
+          <mc:Choice Requires="wps">
+            <w:drawing>
+              <wp:inline distT="0" distB="0" distL="0" distR="0" wp14:anchorId="15A4F6E1" wp14:editId="72C865D7">
+                <wp:extent cx="304800" cy="304800"/>
+                <wp:effectExtent l="0" t="0" r="0" b="0"/>
+                <wp:docPr id="2064743882" name="Rectangle 1" descr="Vocabulary feature sequence diagram"/>
+                <wp:cNvGraphicFramePr>
+                  <a:graphicFrameLocks xmlns:a="http://schemas.openxmlformats.org/drawingml/2006/main" noChangeAspect="1"/>
+                </wp:cNvGraphicFramePr>
+                <a:graphic xmlns:a="http://schemas.openxmlformats.org/drawingml/2006/main">
+                  <a:graphicData uri="http://schemas.microsoft.com/office/word/2010/wordprocessingShape">
+                    <wps:wsp>
+                      <wps:cNvSpPr>
+                        <a:spLocks noChangeAspect="1" noChangeArrowheads="1"/>
+                      </wps:cNvSpPr>
+                      <wps:spPr bwMode="auto">
+                        <a:xfrm>
+                          <a:off x="0" y="0"/>
+                          <a:ext cx="304800" cy="304800"/>
+                        </a:xfrm>
+                        <a:prstGeom prst="rect">
+                          <a:avLst/>
+                        </a:prstGeom>
+                        <a:noFill/>
+                        <a:ln>
+                          <a:noFill/>
+                        </a:ln>
+                        <a:extLst>
+                          <a:ext uri="{909E8E84-426E-40DD-AFC4-6F175D3DCCD1}">
+                            <a14:hiddenFill xmlns:a14="http://schemas.microsoft.com/office/drawing/2010/main">
+                              <a:solidFill>
+                                <a:srgbClr val="FFFFFF"/>
+                              </a:solidFill>
+                            </a14:hiddenFill>
+                          </a:ext>
+                          <a:ext uri="{91240B29-F687-4F45-9708-019B960494DF}">
+                            <a14:hiddenLine xmlns:a14="http://schemas.microsoft.com/office/drawing/2010/main" w="9525">
+                              <a:solidFill>
+                                <a:srgbClr val="000000"/>
+                              </a:solidFill>
+                              <a:miter lim="800000"/>
+                              <a:headEnd/>
+                              <a:tailEnd/>
+                            </a14:hiddenLine>
+                          </a:ext>
+                        </a:extLst>
+                      </wps:spPr>
+                      <wps:bodyPr rot="0" vert="horz" wrap="square" lIns="91440" tIns="45720" rIns="91440" bIns="45720" anchor="t" anchorCtr="0" upright="1">
+                        <a:noAutofit/>
+                      </wps:bodyPr>
+                    </wps:wsp>
+                  </a:graphicData>
+                </a:graphic>
+              </wp:inline>
+            </w:drawing>
+          </mc:Choice>
+          <mc:Fallback>
+            <w:pict>
+              <v:rect w14:anchorId="27B78A79" id="Rectangle 1" o:spid="_x0000_s1026" alt="Vocabulary feature sequence diagram" style="width:24pt;height:24pt;visibility:visible;mso-wrap-style:square;mso-left-percent:-10001;mso-top-percent:-10001;mso-position-horizontal:absolute;mso-position-horizontal-relative:char;mso-position-vertical:absolute;mso-position-vertical-relative:line;mso-left-percent:-10001;mso-top-percent:-10001;v-text-anchor:top" o:gfxdata="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" filled="f" stroked="f">
+                <o:lock v:ext="edit" aspectratio="t"/>
+                <w10:anchorlock/>
+              </v:rect>
+            </w:pict>
+          </mc:Fallback>
+        </mc:AlternateContent>
+      </w:r>
+      <w:r>
+        <w:rPr>
+          <w:noProof/>
+        </w:rPr>
+        <mc:AlternateContent>
+          <mc:Choice Requires="wps">
+            <w:drawing>
+              <wp:inline distT="0" distB="0" distL="0" distR="0" wp14:anchorId="12A2EDA5" wp14:editId="7F70CB42">
+                <wp:extent cx="304800" cy="304800"/>
+                <wp:effectExtent l="0" t="0" r="0" b="0"/>
+                <wp:docPr id="1066221145" name="Rectangle 2" descr="Vocabulary feature sequence diagram"/>
+                <wp:cNvGraphicFramePr>
+                  <a:graphicFrameLocks xmlns:a="http://schemas.openxmlformats.org/drawingml/2006/main" noChangeAspect="1"/>
+                </wp:cNvGraphicFramePr>
+                <a:graphic xmlns:a="http://schemas.openxmlformats.org/drawingml/2006/main">
+                  <a:graphicData uri="http://schemas.microsoft.com/office/word/2010/wordprocessingShape">
+                    <wps:wsp>
+                      <wps:cNvSpPr>
+                        <a:spLocks noChangeAspect="1" noChangeArrowheads="1"/>
+                      </wps:cNvSpPr>
+                      <wps:spPr bwMode="auto">
+                        <a:xfrm>
+                          <a:off x="0" y="0"/>
+                          <a:ext cx="304800" cy="304800"/>
+                        </a:xfrm>
+                        <a:prstGeom prst="rect">
+                          <a:avLst/>
+                        </a:prstGeom>
+                        <a:noFill/>
+                        <a:ln>
+                          <a:noFill/>
+                        </a:ln>
+                        <a:extLst>
+                          <a:ext uri="{909E8E84-426E-40DD-AFC4-6F175D3DCCD1}">
+                            <a14:hiddenFill xmlns:a14="http://schemas.microsoft.com/office/drawing/2010/main">
+                              <a:solidFill>
+                                <a:srgbClr val="FFFFFF"/>
+                              </a:solidFill>
+                            </a14:hiddenFill>
+                          </a:ext>
+                          <a:ext uri="{91240B29-F687-4F45-9708-019B960494DF}">
+                            <a14:hiddenLine xmlns:a14="http://schemas.microsoft.com/office/drawing/2010/main" w="9525">
+                              <a:solidFill>
+                                <a:srgbClr val="000000"/>
+                              </a:solidFill>
+                              <a:miter lim="800000"/>
+                              <a:headEnd/>
+                              <a:tailEnd/>
+                            </a14:hiddenLine>
+                          </a:ext>
+                        </a:extLst>
+                      </wps:spPr>
+                      <wps:bodyPr rot="0" vert="horz" wrap="square" lIns="91440" tIns="45720" rIns="91440" bIns="45720" anchor="t" anchorCtr="0" upright="1">
+                        <a:noAutofit/>
+                      </wps:bodyPr>
+                    </wps:wsp>
+                  </a:graphicData>
+                </a:graphic>
+              </wp:inline>
+            </w:drawing>
+          </mc:Choice>
+          <mc:Fallback>
+            <w:pict>
+              <v:rect w14:anchorId="141CBAA7" id="Rectangle 2" o:spid="_x0000_s1026" alt="Vocabulary feature sequence diagram" style="width:24pt;height:24pt;visibility:visible;mso-wrap-style:square;mso-left-percent:-10001;mso-top-percent:-10001;mso-position-horizontal:absolute;mso-position-horizontal-relative:char;mso-position-vertical:absolute;mso-position-vertical-relative:line;mso-left-percent:-10001;mso-top-percent:-10001;v-text-anchor:top" o:gfxdata="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" filled="f" stroked="f">
+                <o:lock v:ext="edit" aspectratio="t"/>
+                <w10:anchorlock/>
+              </v:rect>
+            </w:pict>
+          </mc:Fallback>
+        </mc:AlternateContent>
+      </w:r>
       <w:r>
         <w:drawing>
-          <wp:inline distT="0" distB="0" distL="0" distR="0" wp14:anchorId="2E18E62B" wp14:editId="356CBF40">
-            <wp:extent cx="5943600" cy="3020695"/>
-            <wp:effectExtent l="0" t="0" r="0" b="8255"/>
-            <wp:docPr id="1211812218" name="Picture 1"/>
+          <wp:inline distT="0" distB="0" distL="0" distR="0" wp14:anchorId="6FDA2098" wp14:editId="1E21500C">
+            <wp:extent cx="5868219" cy="4505954"/>
+            <wp:effectExtent l="0" t="0" r="0" b="9525"/>
+            <wp:docPr id="181814107" name="Picture 1"/>
             <wp:cNvGraphicFramePr>
               <a:graphicFrameLocks xmlns:a="http://schemas.openxmlformats.org/drawingml/2006/main" noChangeAspect="1"/>
             </wp:cNvGraphicFramePr>
@@ -3864,7 +4299,7 @@
               <a:graphicData uri="http://schemas.openxmlformats.org/drawingml/2006/picture">
                 <pic:pic xmlns:pic="http://schemas.openxmlformats.org/drawingml/2006/picture">
                   <pic:nvPicPr>
-                    <pic:cNvPr id="1211812218" name=""/>
+                    <pic:cNvPr id="181814107" name=""/>
                     <pic:cNvPicPr/>
                   </pic:nvPicPr>
                   <pic:blipFill>
@@ -3876,7 +4311,7 @@
                   <pic:spPr>
                     <a:xfrm>
                       <a:off x="0" y="0"/>
-                      <a:ext cx="5943600" cy="3020695"/>
+                      <a:ext cx="5868219" cy="4505954"/>
                     </a:xfrm>
                     <a:prstGeom prst="rect">
                       <a:avLst/>
@@ -3895,7 +4330,16 @@
       </w:pPr>
       <w:bookmarkStart w:id="19" w:name="_Toc234185364"/>
       <w:r>
-        <w:t xml:space="preserve">SD - Suivre les </w:t>
+        <w:lastRenderedPageBreak/>
+        <w:t xml:space="preserve">SD - </w:t>
+      </w:r>
+      <w:proofErr w:type="spellStart"/>
+      <w:r>
+        <w:t>Suivre</w:t>
+      </w:r>
+      <w:proofErr w:type="spellEnd"/>
+      <w:r>
+        <w:t xml:space="preserve"> les </w:t>
       </w:r>
       <w:r>
         <w:t>progress</w:t>
@@ -3905,10 +4349,10 @@
     <w:p>
       <w:r>
         <w:drawing>
-          <wp:inline distT="0" distB="0" distL="0" distR="0" wp14:anchorId="1890576A" wp14:editId="01C2B4E7">
-            <wp:extent cx="5943600" cy="2816225"/>
-            <wp:effectExtent l="0" t="0" r="0" b="3175"/>
-            <wp:docPr id="1649723547" name="Picture 1"/>
+          <wp:inline distT="0" distB="0" distL="0" distR="0" wp14:anchorId="103A9689" wp14:editId="27C4FD0E">
+            <wp:extent cx="5943600" cy="4951730"/>
+            <wp:effectExtent l="0" t="0" r="0" b="1270"/>
+            <wp:docPr id="1895500305" name="Picture 1"/>
             <wp:cNvGraphicFramePr>
               <a:graphicFrameLocks xmlns:a="http://schemas.openxmlformats.org/drawingml/2006/main" noChangeAspect="1"/>
             </wp:cNvGraphicFramePr>
@@ -3916,7 +4360,7 @@
               <a:graphicData uri="http://schemas.openxmlformats.org/drawingml/2006/picture">
                 <pic:pic xmlns:pic="http://schemas.openxmlformats.org/drawingml/2006/picture">
                   <pic:nvPicPr>
-                    <pic:cNvPr id="1649723547" name=""/>
+                    <pic:cNvPr id="1895500305" name=""/>
                     <pic:cNvPicPr/>
                   </pic:nvPicPr>
                   <pic:blipFill>
@@ -3928,7 +4372,7 @@
                   <pic:spPr>
                     <a:xfrm>
                       <a:off x="0" y="0"/>
-                      <a:ext cx="5943600" cy="2816225"/>
+                      <a:ext cx="5943600" cy="4951730"/>
                     </a:xfrm>
                     <a:prstGeom prst="rect">
                       <a:avLst/>
@@ -3958,17 +4402,12 @@
       </w:r>
     </w:p>
     <w:p>
-      <w:pPr>
-        <w:rPr>
-          <w:rFonts w:hint="eastAsia"/>
-        </w:rPr>
-      </w:pPr>
       <w:r>
         <w:drawing>
-          <wp:inline distT="0" distB="0" distL="0" distR="0" wp14:anchorId="31B5A8C4" wp14:editId="688493E1">
-            <wp:extent cx="5943600" cy="2933700"/>
-            <wp:effectExtent l="0" t="0" r="0" b="0"/>
-            <wp:docPr id="203406467" name="Picture 1"/>
+          <wp:inline distT="0" distB="0" distL="0" distR="0" wp14:anchorId="3A390167" wp14:editId="196877EF">
+            <wp:extent cx="5943600" cy="2738755"/>
+            <wp:effectExtent l="0" t="0" r="0" b="4445"/>
+            <wp:docPr id="80948876" name="Picture 1"/>
             <wp:cNvGraphicFramePr>
               <a:graphicFrameLocks xmlns:a="http://schemas.openxmlformats.org/drawingml/2006/main" noChangeAspect="1"/>
             </wp:cNvGraphicFramePr>
@@ -3976,7 +4415,7 @@
               <a:graphicData uri="http://schemas.openxmlformats.org/drawingml/2006/picture">
                 <pic:pic xmlns:pic="http://schemas.openxmlformats.org/drawingml/2006/picture">
                   <pic:nvPicPr>
-                    <pic:cNvPr id="203406467" name=""/>
+                    <pic:cNvPr id="80948876" name=""/>
                     <pic:cNvPicPr/>
                   </pic:nvPicPr>
                   <pic:blipFill>
@@ -3988,7 +4427,7 @@
                   <pic:spPr>
                     <a:xfrm>
                       <a:off x="0" y="0"/>
-                      <a:ext cx="5943600" cy="2933700"/>
+                      <a:ext cx="5943600" cy="2738755"/>
                     </a:xfrm>
                     <a:prstGeom prst="rect">
                       <a:avLst/>
@@ -9892,6 +10331,7 @@
   <w:style w:type="character" w:default="1" w:styleId="DefaultParagraphFont">
     <w:name w:val="Default Paragraph Font"/>
     <w:uiPriority w:val="1"/>
+    <w:semiHidden/>
     <w:unhideWhenUsed/>
   </w:style>
   <w:style w:type="table" w:default="1" w:styleId="TableNormal">
